--- a/public/templates/ct01-huy.docx
+++ b/public/templates/ct01-huy.docx
@@ -3519,8 +3519,84 @@
           </w:p>
         </w:tc>
         <w:trPr>
-          <w:trHeight w:val="1400" w:hRule="atLeast"/>
+          <w:trHeight w:val="2600" w:hRule="atLeast"/>
         </w:trPr>
+      </w:tr>
+      <w:tr>
+        <w:tc>
+          <w:tcPr>
+            <w:tcW w:w="1344" w:type="pct"/>
+          </w:tcPr>
+          <w:p>
+            <w:pPr>
+              <w:spacing w:after="0" w:line="240" w:lineRule="auto"/>
+              <w:jc w:val="center"/>
+            </w:pPr>
+            <w:r>
+              <w:rPr>
+                <w:rFonts w:ascii="Times New Roman" w:eastAsia="Times New Roman" w:hAnsi="Times New Roman"/>
+                <w:b/>
+                <w:sz w:val="24"/>
+                <w:szCs w:val="24"/>
+                <w:lang w:val="vi-VN"/>
+              </w:rPr>
+              <w:t>{household_head_name}</w:t>
+            </w:r>
+          </w:p>
+        </w:tc>
+        <w:tc>
+          <w:tcPr>
+            <w:tcW w:w="1259" w:type="pct"/>
+          </w:tcPr>
+          <w:p>
+            <w:pPr>
+              <w:spacing w:after="0" w:line="240" w:lineRule="auto"/>
+              <w:jc w:val="center"/>
+            </w:pPr>
+            <w:r>
+              <w:rPr>
+                <w:rFonts w:ascii="Times New Roman" w:eastAsia="Times New Roman" w:hAnsi="Times New Roman"/>
+                <w:b/>
+                <w:sz w:val="24"/>
+                <w:szCs w:val="24"/>
+                <w:lang w:val="vi-VN"/>
+              </w:rPr>
+              <w:t>{owner_name}</w:t>
+            </w:r>
+          </w:p>
+        </w:tc>
+        <w:tc>
+          <w:tcPr>
+            <w:tcW w:w="1240" w:type="pct"/>
+          </w:tcPr>
+          <w:p>
+            <w:pPr>
+              <w:spacing w:after="0" w:line="240" w:lineRule="auto"/>
+              <w:jc w:val="center"/>
+            </w:pPr>
+          </w:p>
+        </w:tc>
+        <w:tc>
+          <w:tcPr>
+            <w:tcW w:w="1157" w:type="pct"/>
+          </w:tcPr>
+          <w:p>
+            <w:pPr>
+              <w:spacing w:after="0" w:line="240" w:lineRule="auto"/>
+              <w:jc w:val="center"/>
+            </w:pPr>
+            <w:r>
+              <w:rPr>
+                <w:rFonts w:ascii="Times New Roman" w:eastAsia="Times New Roman" w:hAnsi="Times New Roman"/>
+                <w:b/>
+                <w:sz w:val="24"/>
+                <w:szCs w:val="24"/>
+                <w:lang w:val="vi-VN"/>
+              </w:rPr>
+              <w:t>{full_name}</w:t>
+            </w:r>
+          </w:p>
+        </w:tc>
       </w:tr>
     </w:tbl>
     <w:p>
